--- a/docs/new-pages-for-review/pebble-mills.docx
+++ b/docs/new-pages-for-review/pebble-mills.docx
@@ -375,7 +375,7 @@
           </w:tcPr>
           <w:p>
             <w:r/>
-            <w:hyperlink r:id="rId12">
+            <w:hyperlink r:id="rId11">
               <w:r>
                 <w:rPr>
                   <w:color w:val="1155CC"/>
